--- a/docs/Etat-de-l-art-v3.docx
+++ b/docs/Etat-de-l-art-v3.docx
@@ -2424,7 +2424,27 @@
           <w:sz w:val="20"/>
           <w:szCs w:val="20"/>
         </w:rPr>
-        <w:t xml:space="preserve">, comme le Dragino AIS01, photographie le cadran et en reconnaît les chiffres [23] ; elle s'adapte à tout compteur existant, mais chaque prise de vue coûte de l'énergie, ce qui espace les lectures au point de compromettre l'analyse nocturne. Les débitmètres à pince sont peu précis aux faibles débits, et les capteurs optiques visent surtout les compteurs électriques [25].</w:t>
+        <w:t xml:space="preserve">, comme le Dragino AIS01, photographie le cadran et en reconnaît les chiffres [23] ; elle s'adapte à tout compteur existant, mais chaque prise de vue coûte de l'énergie, ce qui espace les lectures au point de compromettre l'analyse nocturne. Les </w:t>
+      </w:r>
+      <w:r>
+        <w:rPr>
+          <w:rFonts w:ascii="Calibri" w:cs="Calibri" w:eastAsia="Calibri" w:hAnsi="Calibri"/>
+          <w:b/>
+          <w:bCs/>
+          <w:color w:val="1F2933"/>
+          <w:sz w:val="20"/>
+          <w:szCs w:val="20"/>
+        </w:rPr>
+        <w:t xml:space="preserve">débitmètres ultrasoniques à pince</w:t>
+      </w:r>
+      <w:r>
+        <w:rPr>
+          <w:rFonts w:ascii="Calibri" w:cs="Calibri" w:eastAsia="Calibri" w:hAnsi="Calibri"/>
+          <w:color w:val="1F2933"/>
+          <w:sz w:val="20"/>
+          <w:szCs w:val="20"/>
+        </w:rPr>
+        <w:t xml:space="preserve"> se posent sur le tuyau sans le couper, donc sans vidange ; un modèle LoRaWAN récent, le Thermokon CubicMeter, annonce une détection des fuites dès quelques litres par heure, mais il se limite aux tubes de cuivre ou de plastique de 15 à 25 mm et s'appuie sur la plateforme du fabricant pour les petites fuites [26]. Les capteurs optiques, enfin, visent surtout les compteurs électriques [25].</w:t>
       </w:r>
     </w:p>
     <w:p>
@@ -2869,7 +2889,7 @@
                 <w:sz w:val="16"/>
                 <w:szCs w:val="16"/>
               </w:rPr>
-              <w:t xml:space="preserve">Faible en bas de plage</w:t>
+              <w:t xml:space="preserve">Jusqu'à 3 m³/h, petits tubes</w:t>
             </w:r>
           </w:p>
         </w:tc>
@@ -3418,7 +3438,7 @@
                 <w:sz w:val="16"/>
                 <w:szCs w:val="16"/>
               </w:rPr>
-              <w:t xml:space="preserve">Élevé</w:t>
+              <w:t xml:space="preserve">À chiffrer</w:t>
             </w:r>
           </w:p>
         </w:tc>
@@ -3967,7 +3987,7 @@
                 <w:sz w:val="16"/>
                 <w:szCs w:val="16"/>
               </w:rPr>
-              <w:t xml:space="preserve">Non</w:t>
+              <w:t xml:space="preserve">Annoncé par le fabricant</w:t>
             </w:r>
           </w:p>
         </w:tc>
@@ -7254,7 +7274,7 @@
         </w:rPr>
         <w:t xml:space="preserve">IWA, </w:t>
       </w:r>
-      <w:hyperlink w:history="1" r:id="rId-ntehodinzsukzsnivfnj">
+      <w:hyperlink w:history="1" r:id="rId-prhxkwxaqi6c0xwczogr">
         <w:r>
           <w:rPr>
             <w:rFonts w:ascii="Calibri" w:cs="Calibri" w:eastAsia="Calibri" w:hAnsi="Calibri"/>
@@ -7321,7 +7341,7 @@
         </w:rPr>
         <w:t xml:space="preserve">Rennes Métropole, </w:t>
       </w:r>
-      <w:hyperlink w:history="1" r:id="rIdddbndp85wz4uhsph3lsw3">
+      <w:hyperlink w:history="1" r:id="rIdegwjwwozr9rllszsx9bu6">
         <w:r>
           <w:rPr>
             <w:rFonts w:ascii="Calibri" w:cs="Calibri" w:eastAsia="Calibri" w:hAnsi="Calibri"/>
@@ -7687,7 +7707,7 @@
         </w:rPr>
         <w:t xml:space="preserve">Eaufrance, </w:t>
       </w:r>
-      <w:hyperlink w:history="1" r:id="rIda88c0ea2plnabd4ijiuti">
+      <w:hyperlink w:history="1" r:id="rId2osgwux0_lzcr6k1bx4ui">
         <w:r>
           <w:rPr>
             <w:rFonts w:ascii="Calibri" w:cs="Calibri" w:eastAsia="Calibri" w:hAnsi="Calibri"/>
@@ -7786,7 +7806,7 @@
         </w:rPr>
         <w:t xml:space="preserve">Directive 2014/32/UE, annexe MI-001, </w:t>
       </w:r>
-      <w:hyperlink w:history="1" r:id="rIdkycslfluf5nyfr-e2zhxv">
+      <w:hyperlink w:history="1" r:id="rIdrpenleuwe7kjnmsmch38a">
         <w:r>
           <w:rPr>
             <w:rFonts w:ascii="Calibri" w:cs="Calibri" w:eastAsia="Calibri" w:hAnsi="Calibri"/>
@@ -7859,7 +7879,7 @@
         </w:rPr>
         <w:t xml:space="preserve">Dragino, </w:t>
       </w:r>
-      <w:hyperlink w:history="1" r:id="rIdqrn5ragnueyvipqfs1uxu">
+      <w:hyperlink w:history="1" r:id="rIdwwefmtxeqsawbrhmbytwn">
         <w:r>
           <w:rPr>
             <w:rFonts w:ascii="Calibri" w:cs="Calibri" w:eastAsia="Calibri" w:hAnsi="Calibri"/>
@@ -7906,7 +7926,7 @@
         </w:rPr>
         <w:t xml:space="preserve">Airicom, </w:t>
       </w:r>
-      <w:hyperlink w:history="1" r:id="rId0nrnhmf_vttgxtwcztcck">
+      <w:hyperlink w:history="1" r:id="rIdezlg4y5bfuqzypimfgvda">
         <w:r>
           <w:rPr>
             <w:rFonts w:ascii="Calibri" w:cs="Calibri" w:eastAsia="Calibri" w:hAnsi="Calibri"/>
@@ -7953,7 +7973,7 @@
         </w:rPr>
         <w:t xml:space="preserve">Watteco, Flash'O et Humid'O, </w:t>
       </w:r>
-      <w:hyperlink w:history="1" r:id="rId_5o2eursvllfrfdq_bgyn">
+      <w:hyperlink w:history="1" r:id="rIdohgvyjncvgtwgbnt-43pg">
         <w:r>
           <w:rPr>
             <w:rFonts w:ascii="Calibri" w:cs="Calibri" w:eastAsia="Calibri" w:hAnsi="Calibri"/>
@@ -7973,6 +7993,53 @@
           <w:szCs w:val="17"/>
         </w:rPr>
         <w:t xml:space="preserve">.</w:t>
+      </w:r>
+    </w:p>
+    <w:p>
+      <w:pPr>
+        <w:spacing w:after="50" w:line="236"/>
+        <w:ind w:left="360" w:hanging="360"/>
+      </w:pPr>
+      <w:r>
+        <w:rPr>
+          <w:rFonts w:ascii="Calibri" w:cs="Calibri" w:eastAsia="Calibri" w:hAnsi="Calibri"/>
+          <w:b/>
+          <w:bCs/>
+          <w:color w:val="1F2933"/>
+          <w:sz w:val="17"/>
+          <w:szCs w:val="17"/>
+        </w:rPr>
+        <w:t xml:space="preserve">[26]  </w:t>
+      </w:r>
+      <w:r>
+        <w:rPr>
+          <w:rFonts w:ascii="Calibri" w:cs="Calibri" w:eastAsia="Calibri" w:hAnsi="Calibri"/>
+          <w:color w:val="1F2933"/>
+          <w:sz w:val="17"/>
+          <w:szCs w:val="17"/>
+        </w:rPr>
+        <w:t xml:space="preserve">Thermokon, </w:t>
+      </w:r>
+      <w:hyperlink w:history="1" r:id="rId1-mlvhxmtc8cbk_hyhtps">
+        <w:r>
+          <w:rPr>
+            <w:rFonts w:ascii="Calibri" w:cs="Calibri" w:eastAsia="Calibri" w:hAnsi="Calibri"/>
+            <w:color w:val="0B5563"/>
+            <w:sz w:val="17"/>
+            <w:szCs w:val="17"/>
+            <w:u w:val="single"/>
+          </w:rPr>
+          <w:t xml:space="preserve">CubicMeter LoRaWAN, débitmètre et détecteur de fuite à pince</w:t>
+        </w:r>
+      </w:hyperlink>
+      <w:r>
+        <w:rPr>
+          <w:rFonts w:ascii="Calibri" w:cs="Calibri" w:eastAsia="Calibri" w:hAnsi="Calibri"/>
+          <w:color w:val="1F2933"/>
+          <w:sz w:val="17"/>
+          <w:szCs w:val="17"/>
+        </w:rPr>
+        <w:t xml:space="preserve">, distribué par EBDS.</w:t>
       </w:r>
     </w:p>
     <w:sectPr>

--- a/docs/Etat-de-l-art-v3.docx
+++ b/docs/Etat-de-l-art-v3.docx
@@ -4737,7 +4737,7 @@
                 <w:sz w:val="16"/>
                 <w:szCs w:val="16"/>
               </w:rPr>
-              <w:t xml:space="preserve">Ultrasonique, radio intégrée</w:t>
+              <w:t xml:space="preserve">Ultrasonique, radio intégrée, trame chiffrée</w:t>
             </w:r>
           </w:p>
         </w:tc>
@@ -4766,7 +4766,7 @@
                 <w:sz w:val="16"/>
                 <w:szCs w:val="16"/>
               </w:rPr>
-              <w:t xml:space="preserve">R800</w:t>
+              <w:t xml:space="preserve">Jusqu'à R800</w:t>
             </w:r>
           </w:p>
         </w:tc>
@@ -4917,7 +4917,7 @@
                 <w:sz w:val="16"/>
                 <w:szCs w:val="16"/>
               </w:rPr>
-              <w:t xml:space="preserve">Ultrasonique, module clipsable</w:t>
+              <w:t xml:space="preserve">Ultrasonique, radio intégrée, décodeurs publics</w:t>
             </w:r>
           </w:p>
         </w:tc>
@@ -4947,7 +4947,7 @@
                 <w:sz w:val="16"/>
                 <w:szCs w:val="16"/>
               </w:rPr>
-              <w:t xml:space="preserve">R400</w:t>
+              <w:t xml:space="preserve">R250 à R800</w:t>
             </w:r>
           </w:p>
         </w:tc>
@@ -4977,7 +4977,7 @@
                 <w:sz w:val="16"/>
                 <w:szCs w:val="16"/>
               </w:rPr>
-              <w:t xml:space="preserve">16 L/h</w:t>
+              <w:t xml:space="preserve">16 L/h en R400</w:t>
             </w:r>
           </w:p>
         </w:tc>
@@ -7274,7 +7274,7 @@
         </w:rPr>
         <w:t xml:space="preserve">IWA, </w:t>
       </w:r>
-      <w:hyperlink w:history="1" r:id="rId-prhxkwxaqi6c0xwczogr">
+      <w:hyperlink w:history="1" r:id="rIdaxkrxvdqka8zyxriim1_a">
         <w:r>
           <w:rPr>
             <w:rFonts w:ascii="Calibri" w:cs="Calibri" w:eastAsia="Calibri" w:hAnsi="Calibri"/>
@@ -7341,7 +7341,7 @@
         </w:rPr>
         <w:t xml:space="preserve">Rennes Métropole, </w:t>
       </w:r>
-      <w:hyperlink w:history="1" r:id="rIdegwjwwozr9rllszsx9bu6">
+      <w:hyperlink w:history="1" r:id="rIdmakwyczba_zujfzetu-ij">
         <w:r>
           <w:rPr>
             <w:rFonts w:ascii="Calibri" w:cs="Calibri" w:eastAsia="Calibri" w:hAnsi="Calibri"/>
@@ -7707,7 +7707,7 @@
         </w:rPr>
         <w:t xml:space="preserve">Eaufrance, </w:t>
       </w:r>
-      <w:hyperlink w:history="1" r:id="rId2osgwux0_lzcr6k1bx4ui">
+      <w:hyperlink w:history="1" r:id="rIdkfhttgvphfofqfjv078q1">
         <w:r>
           <w:rPr>
             <w:rFonts w:ascii="Calibri" w:cs="Calibri" w:eastAsia="Calibri" w:hAnsi="Calibri"/>
@@ -7806,7 +7806,7 @@
         </w:rPr>
         <w:t xml:space="preserve">Directive 2014/32/UE, annexe MI-001, </w:t>
       </w:r>
-      <w:hyperlink w:history="1" r:id="rIdrpenleuwe7kjnmsmch38a">
+      <w:hyperlink w:history="1" r:id="rId9lxul7hogtvfxxxxxwwi9">
         <w:r>
           <w:rPr>
             <w:rFonts w:ascii="Calibri" w:cs="Calibri" w:eastAsia="Calibri" w:hAnsi="Calibri"/>
@@ -7879,7 +7879,7 @@
         </w:rPr>
         <w:t xml:space="preserve">Dragino, </w:t>
       </w:r>
-      <w:hyperlink w:history="1" r:id="rIdwwefmtxeqsawbrhmbytwn">
+      <w:hyperlink w:history="1" r:id="rId9mjm9eetf7u1jmeei5cuw">
         <w:r>
           <w:rPr>
             <w:rFonts w:ascii="Calibri" w:cs="Calibri" w:eastAsia="Calibri" w:hAnsi="Calibri"/>
@@ -7926,7 +7926,7 @@
         </w:rPr>
         <w:t xml:space="preserve">Airicom, </w:t>
       </w:r>
-      <w:hyperlink w:history="1" r:id="rIdezlg4y5bfuqzypimfgvda">
+      <w:hyperlink w:history="1" r:id="rIdfukyi81cyt_rvjv0xks4i">
         <w:r>
           <w:rPr>
             <w:rFonts w:ascii="Calibri" w:cs="Calibri" w:eastAsia="Calibri" w:hAnsi="Calibri"/>
@@ -7973,7 +7973,7 @@
         </w:rPr>
         <w:t xml:space="preserve">Watteco, Flash'O et Humid'O, </w:t>
       </w:r>
-      <w:hyperlink w:history="1" r:id="rIdohgvyjncvgtwgbnt-43pg">
+      <w:hyperlink w:history="1" r:id="rIduncy26hjvwvzmfihfwtj-">
         <w:r>
           <w:rPr>
             <w:rFonts w:ascii="Calibri" w:cs="Calibri" w:eastAsia="Calibri" w:hAnsi="Calibri"/>
@@ -8020,7 +8020,7 @@
         </w:rPr>
         <w:t xml:space="preserve">Thermokon, </w:t>
       </w:r>
-      <w:hyperlink w:history="1" r:id="rId1-mlvhxmtc8cbk_hyhtps">
+      <w:hyperlink w:history="1" r:id="rIduokcsgqmzkakcu__c8t3o">
         <w:r>
           <w:rPr>
             <w:rFonts w:ascii="Calibri" w:cs="Calibri" w:eastAsia="Calibri" w:hAnsi="Calibri"/>
